--- a/resources/SRS/AutoRestTest User Manual.docx
+++ b/resources/SRS/AutoRestTest User Manual.docx
@@ -1234,7 +1234,7 @@
           <w:b w:val="0"/>
           <w:i w:val="0"/>
         </w:rPr>
-        <w:t>Once a graph is available, the page offers:</w:t>
+        <w:t>Once a graph is available, the page shows a one-line summary of it — operations, dependencies, entry points, and cyclic pairs, plus, once a test run has exercised the graph, how many dependencies were discovered only at run time — followed by the graph itself, which focuses on one operation at a time rather than drawing the whole API at once.</w:t>
       </w:r>
     </w:p>
     <w:p>
@@ -1245,10 +1245,10 @@
         <w:rPr>
           <w:b/>
         </w:rPr>
-        <w:t xml:space="preserve">An insights strip: </w:t>
+        <w:t xml:space="preserve">The operation list: </w:t>
       </w:r>
       <w:r>
-        <w:t>how many operations are possible entry points, which operation is depended on the most, and (once a test run has exercised the graph) how many dependencies the run confirmed versus discovered on the fly.</w:t>
+        <w:t>every operation, ranked by how many dependencies it has, so the operation the rest of the API relies on most is always the first entry. A search box above the list finds a specific operation by name or path.</w:t>
       </w:r>
     </w:p>
     <w:p>
@@ -1259,10 +1259,10 @@
         <w:rPr>
           <w:b/>
         </w:rPr>
-        <w:t xml:space="preserve">A Graph / Matrix toggle: </w:t>
+        <w:t xml:space="preserve">Selecting an operation: </w:t>
       </w:r>
       <w:r>
-        <w:t>a node-link diagram for smaller graphs, or an adjacency matrix for large ones (the page switches to the matrix by default past 70 dependencies, since a node-link diagram stops being readable at that density).</w:t>
+        <w:t>draws it in the middle of the diagram, with the operations it needs a value from on its left and the operations that need a value from it on its right. Selecting one of those neighboring operations re-centers the diagram on it, so a dependency chain can be followed step by step.</w:t>
       </w:r>
     </w:p>
     <w:p>
@@ -1273,10 +1273,10 @@
         <w:rPr>
           <w:b/>
         </w:rPr>
-        <w:t xml:space="preserve">A Show filter: </w:t>
+        <w:t xml:space="preserve">Each arrow: </w:t>
       </w:r>
       <w:r>
-        <w:t>Confirmed only, Confirmed + likely, or All dependencies, plus a similarity threshold slider for the semantic ("likely"/"all") view.</w:t>
+        <w:t>points from the operation that produces a value to the operation that consumes it, labeled with a weight between 0 and 1 — semantic similarity between the two field names until a run exercises that dependency, after which the label becomes the reinforcement-learning agent's learned confidence.</w:t>
       </w:r>
     </w:p>
     <w:p>
@@ -1287,10 +1287,10 @@
         <w:rPr>
           <w:b/>
         </w:rPr>
-        <w:t xml:space="preserve">A Layered / Circular layout toggle </w:t>
+        <w:t xml:space="preserve">A "+N more" card: </w:t>
       </w:r>
       <w:r>
-        <w:t>(graph view only), and a Hide unconnected checkbox.</w:t>
+        <w:t>replaces individual arrows once an operation has more than eight dependencies on one side; clicking it expands the full list.</w:t>
       </w:r>
     </w:p>
     <w:p>
@@ -1301,10 +1301,10 @@
         <w:rPr>
           <w:b/>
         </w:rPr>
-        <w:t xml:space="preserve">A search box </w:t>
+        <w:t xml:space="preserve">Hovering over an arrow: </w:t>
       </w:r>
       <w:r>
-        <w:t>(press "/" to jump to it) that finds a specific operation.</w:t>
+        <w:t>shows its full detail — the matched parameter, which operation produces it and where (its response, request body, or parameters), and the current weight.</w:t>
       </w:r>
     </w:p>
     <w:p>
@@ -1313,7 +1313,7 @@
           <w:b w:val="0"/>
           <w:i w:val="0"/>
         </w:rPr>
-        <w:t>Clicking any node or edge opens an inspector panel with its detail — the matched parameter, the producing operation, a similarity score, and, once a run has used it, the value the reinforcement-learning agent learned for it.</w:t>
+        <w:t>An operation with no dependencies in either direction is shown on its own, with a note that it can be called independently. Two operations that each need something the other produces form a cycle; both appear on either side of the diagram when either one is selected, since neither can be placed simply “before” the other.</w:t>
       </w:r>
     </w:p>
     <w:p>
@@ -1322,7 +1322,7 @@
           <w:b w:val="0"/>
           <w:i w:val="0"/>
         </w:rPr>
-        <w:t>The legend at the bottom of the graph explains its visual language:</w:t>
+        <w:t>Arrow color and style show what the AI agent has learned about each dependency:</w:t>
       </w:r>
     </w:p>
     <w:p>
@@ -1330,7 +1330,7 @@
         <w:pStyle w:val="ListBullet"/>
       </w:pPr>
       <w:r>
-        <w:t>A solid green line: a dependency the AI agent actually confirmed by using it during a run.</w:t>
+        <w:t>A solid green arrow: a dependency the agent actually used during a run and was rewarded for, confirming that it works.</w:t>
       </w:r>
     </w:p>
     <w:p>
@@ -1338,7 +1338,7 @@
         <w:pStyle w:val="ListBullet"/>
       </w:pPr>
       <w:r>
-        <w:t>A solid amber line: a dependency the agent tried and found did not help.</w:t>
+        <w:t>A solid amber arrow: a dependency the agent tried and found did not help.</w:t>
       </w:r>
     </w:p>
     <w:p>
@@ -1346,7 +1346,7 @@
         <w:pStyle w:val="ListBullet"/>
       </w:pPr>
       <w:r>
-        <w:t>A ✦ mark: a dependency discovered only at run time, not predicted in advance.</w:t>
+        <w:t>A solid, lighter green arrow: a dependency the agent discovered by testing that the specification never suggested.</w:t>
       </w:r>
     </w:p>
     <w:p>
@@ -1354,15 +1354,7 @@
         <w:pStyle w:val="ListBullet"/>
       </w:pPr>
       <w:r>
-        <w:t>A dashed gray line: a dependency the specification suggests but that has never actually been exercised.</w:t>
-      </w:r>
-    </w:p>
-    <w:p>
-      <w:pPr>
-        <w:pStyle w:val="ListBullet"/>
-      </w:pPr>
-      <w:r>
-        <w:t>A differently-dashed line curving to the side: a cyclic dependency — two operations that each need something the other produces, which cannot be drawn in a single top-to-bottom order.</w:t>
+        <w:t>A dashed gray arrow: a dependency the specification suggests but that has never actually been exercised.</w:t>
       </w:r>
     </w:p>
     <w:p>
@@ -1375,7 +1367,7 @@
           <w:i/>
           <w:color w:val="6B7280"/>
         </w:rPr>
-        <w:t>[Insert screenshot — Dependency graph (graph view) with a node selected]</w:t>
+        <w:t>[Insert screenshot — Dependency graph, one operation selected]</w:t>
       </w:r>
     </w:p>
     <w:p>
